--- a/lab/B站刘二大人pytorch教学/02_梯度下降_代码&练习.docx
+++ b/lab/B站刘二大人pytorch教学/02_梯度下降_代码&练习.docx
@@ -113,11 +113,6 @@
       </w:r>
     </w:p>
     <w:p>
-      <w:pPr>
-        <w:rPr>
-          <w:rFonts w:hint="eastAsia"/>
-        </w:rPr>
-      </w:pPr>
       <w:r>
         <w:rPr>
           <w:noProof/>
@@ -172,6 +167,15 @@
           </wp:inline>
         </w:drawing>
       </w:r>
+    </w:p>
+    <w:p/>
+    <w:p/>
+    <w:p>
+      <w:pPr>
+        <w:rPr>
+          <w:rFonts w:hint="eastAsia"/>
+        </w:rPr>
+      </w:pPr>
     </w:p>
     <w:sectPr>
       <w:pgSz w:w="11906" w:h="16838"/>
